--- a/Documents/Logbook.docx
+++ b/Documents/Logbook.docx
@@ -351,13 +351,77 @@
         <w:rPr>
           <w:rFonts w:asciiTheme="majorBidi" w:hAnsiTheme="majorBidi" w:cstheme="majorBidi"/>
         </w:rPr>
-        <w:t xml:space="preserve">I was introduced to the lab supervisors and mentors and was shown around the lab and the facilities provided. The mentors spoke about the type of research and application the eBrain Lab does. The rest of the week was spent reviewing machine learning coding, specifically Pytorch, as it was the required library for the internship and I was more familiar with Tensorflow. I utilized the Github repository: </w:t>
-      </w:r>
-      <w:r>
-        <w:rPr>
-          <w:rFonts w:asciiTheme="majorBidi" w:hAnsiTheme="majorBidi" w:cstheme="majorBidi"/>
-        </w:rPr>
-        <w:t>PyTorch for Deep Learning: Zero to Mastery cours</w:t>
+        <w:t xml:space="preserve">I was introduced to the lab supervisors and mentors and was shown around the lab and the facilities provided. The mentors spoke about the type of research and application the </w:t>
+      </w:r>
+      <w:proofErr w:type="spellStart"/>
+      <w:r>
+        <w:rPr>
+          <w:rFonts w:asciiTheme="majorBidi" w:hAnsiTheme="majorBidi" w:cstheme="majorBidi"/>
+        </w:rPr>
+        <w:t>eBrain</w:t>
+      </w:r>
+      <w:proofErr w:type="spellEnd"/>
+      <w:r>
+        <w:rPr>
+          <w:rFonts w:asciiTheme="majorBidi" w:hAnsiTheme="majorBidi" w:cstheme="majorBidi"/>
+        </w:rPr>
+        <w:t xml:space="preserve"> Lab does. The rest of the week was spent reviewing machine learning coding, specifically </w:t>
+      </w:r>
+      <w:proofErr w:type="spellStart"/>
+      <w:r>
+        <w:rPr>
+          <w:rFonts w:asciiTheme="majorBidi" w:hAnsiTheme="majorBidi" w:cstheme="majorBidi"/>
+        </w:rPr>
+        <w:t>Pytorch</w:t>
+      </w:r>
+      <w:proofErr w:type="spellEnd"/>
+      <w:r>
+        <w:rPr>
+          <w:rFonts w:asciiTheme="majorBidi" w:hAnsiTheme="majorBidi" w:cstheme="majorBidi"/>
+        </w:rPr>
+        <w:t xml:space="preserve">, as it was the required library for the internship and I was more familiar with </w:t>
+      </w:r>
+      <w:proofErr w:type="spellStart"/>
+      <w:r>
+        <w:rPr>
+          <w:rFonts w:asciiTheme="majorBidi" w:hAnsiTheme="majorBidi" w:cstheme="majorBidi"/>
+        </w:rPr>
+        <w:t>Tensorflow</w:t>
+      </w:r>
+      <w:proofErr w:type="spellEnd"/>
+      <w:r>
+        <w:rPr>
+          <w:rFonts w:asciiTheme="majorBidi" w:hAnsiTheme="majorBidi" w:cstheme="majorBidi"/>
+        </w:rPr>
+        <w:t xml:space="preserve">. I utilized the </w:t>
+      </w:r>
+      <w:proofErr w:type="spellStart"/>
+      <w:r>
+        <w:rPr>
+          <w:rFonts w:asciiTheme="majorBidi" w:hAnsiTheme="majorBidi" w:cstheme="majorBidi"/>
+        </w:rPr>
+        <w:t>Github</w:t>
+      </w:r>
+      <w:proofErr w:type="spellEnd"/>
+      <w:r>
+        <w:rPr>
+          <w:rFonts w:asciiTheme="majorBidi" w:hAnsiTheme="majorBidi" w:cstheme="majorBidi"/>
+        </w:rPr>
+        <w:t xml:space="preserve"> repository: </w:t>
+      </w:r>
+      <w:proofErr w:type="spellStart"/>
+      <w:r>
+        <w:rPr>
+          <w:rFonts w:asciiTheme="majorBidi" w:hAnsiTheme="majorBidi" w:cstheme="majorBidi"/>
+        </w:rPr>
+        <w:t>PyTorch</w:t>
+      </w:r>
+      <w:proofErr w:type="spellEnd"/>
+      <w:r>
+        <w:rPr>
+          <w:rFonts w:asciiTheme="majorBidi" w:hAnsiTheme="majorBidi" w:cstheme="majorBidi"/>
+        </w:rPr>
+        <w:t xml:space="preserve"> for Deep Learning: Zero to Mastery cours</w:t>
       </w:r>
       <w:r>
         <w:rPr>
@@ -389,187 +453,360 @@
           <w:b/>
           <w:bCs/>
         </w:rPr>
-        <w:t xml:space="preserve">Week </w:t>
-      </w:r>
-      <w:r>
+        <w:t>Week 2</w:t>
+      </w:r>
+    </w:p>
+    <w:p>
+      <w:pPr>
+        <w:spacing w:before="120" w:after="120"/>
+        <w:rPr>
+          <w:rFonts w:asciiTheme="majorBidi" w:hAnsiTheme="majorBidi" w:cstheme="majorBidi"/>
+        </w:rPr>
+      </w:pPr>
+      <w:r>
+        <w:rPr>
+          <w:rFonts w:asciiTheme="majorBidi" w:hAnsiTheme="majorBidi" w:cstheme="majorBidi"/>
+        </w:rPr>
+        <w:t>I was tasked with reading, analysing 5 research papers, focusing on their core contributions, methodology and experimental results. I was also tasked with preparing a presentation that provides the main problem the paper addresses, the suggested solutions</w:t>
+      </w:r>
+      <w:r>
+        <w:rPr>
+          <w:rFonts w:asciiTheme="majorBidi" w:hAnsiTheme="majorBidi" w:cstheme="majorBidi"/>
+        </w:rPr>
+        <w:t xml:space="preserve"> and their overall methodology, and results or conclusions of them. At the end of the presentation, I was required to display and speak about my </w:t>
+      </w:r>
+      <w:proofErr w:type="gramStart"/>
+      <w:r>
+        <w:rPr>
+          <w:rFonts w:asciiTheme="majorBidi" w:hAnsiTheme="majorBidi" w:cstheme="majorBidi"/>
+        </w:rPr>
+        <w:t>past experience</w:t>
+      </w:r>
+      <w:proofErr w:type="gramEnd"/>
+      <w:r>
+        <w:rPr>
+          <w:rFonts w:asciiTheme="majorBidi" w:hAnsiTheme="majorBidi" w:cstheme="majorBidi"/>
+        </w:rPr>
+        <w:t xml:space="preserve"> with machine learning and </w:t>
+      </w:r>
+      <w:proofErr w:type="spellStart"/>
+      <w:r>
+        <w:rPr>
+          <w:rFonts w:asciiTheme="majorBidi" w:hAnsiTheme="majorBidi" w:cstheme="majorBidi"/>
+        </w:rPr>
+        <w:t>Pytorch</w:t>
+      </w:r>
+      <w:proofErr w:type="spellEnd"/>
+      <w:r>
+        <w:rPr>
+          <w:rFonts w:asciiTheme="majorBidi" w:hAnsiTheme="majorBidi" w:cstheme="majorBidi"/>
+        </w:rPr>
+        <w:t>.</w:t>
+      </w:r>
+    </w:p>
+    <w:p>
+      <w:pPr>
+        <w:spacing w:before="120" w:after="120"/>
+        <w:rPr>
+          <w:rFonts w:asciiTheme="majorBidi" w:hAnsiTheme="majorBidi" w:cstheme="majorBidi"/>
+        </w:rPr>
+      </w:pPr>
+      <w:r>
+        <w:rPr>
+          <w:rFonts w:asciiTheme="majorBidi" w:hAnsiTheme="majorBidi" w:cstheme="majorBidi"/>
+        </w:rPr>
+        <w:t xml:space="preserve">The paper given were: </w:t>
+      </w:r>
+      <w:r>
+        <w:rPr>
+          <w:rFonts w:asciiTheme="majorBidi" w:hAnsiTheme="majorBidi" w:cstheme="majorBidi"/>
+        </w:rPr>
+        <w:t>Deep Compression</w:t>
+      </w:r>
+      <w:r>
+        <w:rPr>
+          <w:rFonts w:asciiTheme="majorBidi" w:hAnsiTheme="majorBidi" w:cstheme="majorBidi"/>
+        </w:rPr>
+        <w:t xml:space="preserve">, </w:t>
+      </w:r>
+      <w:r>
+        <w:rPr>
+          <w:rFonts w:asciiTheme="majorBidi" w:hAnsiTheme="majorBidi" w:cstheme="majorBidi"/>
+        </w:rPr>
+        <w:t>Distilling the Knowledge in a Neural Network</w:t>
+      </w:r>
+      <w:r>
+        <w:rPr>
+          <w:rFonts w:asciiTheme="majorBidi" w:hAnsiTheme="majorBidi" w:cstheme="majorBidi"/>
+        </w:rPr>
+        <w:t xml:space="preserve">, </w:t>
+      </w:r>
+      <w:proofErr w:type="spellStart"/>
+      <w:r>
+        <w:rPr>
+          <w:rFonts w:asciiTheme="majorBidi" w:hAnsiTheme="majorBidi" w:cstheme="majorBidi"/>
+        </w:rPr>
+        <w:t>EfficientNet</w:t>
+      </w:r>
+      <w:proofErr w:type="spellEnd"/>
+      <w:r>
+        <w:rPr>
+          <w:rFonts w:asciiTheme="majorBidi" w:hAnsiTheme="majorBidi" w:cstheme="majorBidi"/>
+        </w:rPr>
+        <w:t xml:space="preserve">, </w:t>
+      </w:r>
+      <w:proofErr w:type="spellStart"/>
+      <w:r>
+        <w:rPr>
+          <w:rFonts w:asciiTheme="majorBidi" w:hAnsiTheme="majorBidi" w:cstheme="majorBidi"/>
+        </w:rPr>
+        <w:t>MobileNet</w:t>
+      </w:r>
+      <w:proofErr w:type="spellEnd"/>
+      <w:r>
+        <w:rPr>
+          <w:rFonts w:asciiTheme="majorBidi" w:hAnsiTheme="majorBidi" w:cstheme="majorBidi"/>
+        </w:rPr>
+        <w:t xml:space="preserve">, </w:t>
+      </w:r>
+      <w:proofErr w:type="spellStart"/>
+      <w:r>
+        <w:rPr>
+          <w:rFonts w:asciiTheme="majorBidi" w:hAnsiTheme="majorBidi" w:cstheme="majorBidi"/>
+        </w:rPr>
+        <w:t>MCUNet</w:t>
+      </w:r>
+      <w:proofErr w:type="spellEnd"/>
+      <w:r>
+        <w:rPr>
+          <w:rFonts w:asciiTheme="majorBidi" w:hAnsiTheme="majorBidi" w:cstheme="majorBidi"/>
+        </w:rPr>
+        <w:t xml:space="preserve">, which discuss methods to improve model performance and/or make models smaller for cheaper deployment while not reducing the accuracy significantly. The methods suggested varied from software, such as </w:t>
+      </w:r>
+      <w:r>
+        <w:rPr>
+          <w:rFonts w:asciiTheme="majorBidi" w:hAnsiTheme="majorBidi" w:cstheme="majorBidi"/>
+        </w:rPr>
+        <w:t>adding variables to the optimization function, to</w:t>
+      </w:r>
+      <w:r>
+        <w:rPr>
+          <w:rFonts w:asciiTheme="majorBidi" w:hAnsiTheme="majorBidi" w:cstheme="majorBidi"/>
+        </w:rPr>
+        <w:t xml:space="preserve"> hardware, such as better utilization of memory during model execution.</w:t>
+      </w:r>
+    </w:p>
+    <w:p>
+      <w:pPr>
+        <w:spacing w:before="120" w:after="120"/>
+        <w:rPr>
+          <w:rFonts w:asciiTheme="majorBidi" w:hAnsiTheme="majorBidi" w:cstheme="majorBidi"/>
+        </w:rPr>
+      </w:pPr>
+    </w:p>
+    <w:p>
+      <w:pPr>
+        <w:spacing w:before="120" w:after="120"/>
         <w:rPr>
           <w:rFonts w:asciiTheme="majorBidi" w:hAnsiTheme="majorBidi" w:cstheme="majorBidi"/>
           <w:b/>
           <w:bCs/>
         </w:rPr>
-        <w:t>2</w:t>
-      </w:r>
-    </w:p>
-    <w:p>
-      <w:pPr>
-        <w:spacing w:before="120" w:after="120"/>
-        <w:rPr>
-          <w:rFonts w:asciiTheme="majorBidi" w:hAnsiTheme="majorBidi" w:cstheme="majorBidi"/>
-        </w:rPr>
-      </w:pPr>
-      <w:r>
-        <w:rPr>
-          <w:rFonts w:asciiTheme="majorBidi" w:hAnsiTheme="majorBidi" w:cstheme="majorBidi"/>
-        </w:rPr>
-        <w:t>I was tasked with reading, analysing 5 research papers, focusing on their core contributions, methodology and experimental results. I was also tasked with preparing a presentation that provides the main problem the paper addresses, the suggested solutions</w:t>
-      </w:r>
-      <w:r>
-        <w:rPr>
-          <w:rFonts w:asciiTheme="majorBidi" w:hAnsiTheme="majorBidi" w:cstheme="majorBidi"/>
-        </w:rPr>
-        <w:t xml:space="preserve"> and their overall methodology, and results or conclusions of them. At the end of the presentation, I was required to display and speak about my past experience with machine learning and Pytorch.</w:t>
-      </w:r>
-    </w:p>
-    <w:p>
-      <w:pPr>
-        <w:spacing w:before="120" w:after="120"/>
-        <w:rPr>
-          <w:rFonts w:asciiTheme="majorBidi" w:hAnsiTheme="majorBidi" w:cstheme="majorBidi"/>
-        </w:rPr>
-      </w:pPr>
-      <w:r>
-        <w:rPr>
-          <w:rFonts w:asciiTheme="majorBidi" w:hAnsiTheme="majorBidi" w:cstheme="majorBidi"/>
-        </w:rPr>
-        <w:t xml:space="preserve">The paper given were: </w:t>
-      </w:r>
-      <w:r>
-        <w:rPr>
-          <w:rFonts w:asciiTheme="majorBidi" w:hAnsiTheme="majorBidi" w:cstheme="majorBidi"/>
-        </w:rPr>
-        <w:t>Deep Compression</w:t>
-      </w:r>
-      <w:r>
-        <w:rPr>
-          <w:rFonts w:asciiTheme="majorBidi" w:hAnsiTheme="majorBidi" w:cstheme="majorBidi"/>
-        </w:rPr>
-        <w:t xml:space="preserve">, </w:t>
-      </w:r>
-      <w:r>
-        <w:rPr>
-          <w:rFonts w:asciiTheme="majorBidi" w:hAnsiTheme="majorBidi" w:cstheme="majorBidi"/>
-        </w:rPr>
-        <w:t>Distilling the Knowledge in a Neural Network</w:t>
-      </w:r>
-      <w:r>
-        <w:rPr>
-          <w:rFonts w:asciiTheme="majorBidi" w:hAnsiTheme="majorBidi" w:cstheme="majorBidi"/>
-        </w:rPr>
-        <w:t xml:space="preserve">, </w:t>
-      </w:r>
-      <w:r>
-        <w:rPr>
-          <w:rFonts w:asciiTheme="majorBidi" w:hAnsiTheme="majorBidi" w:cstheme="majorBidi"/>
-        </w:rPr>
-        <w:t>EfficientNet</w:t>
-      </w:r>
-      <w:r>
-        <w:rPr>
-          <w:rFonts w:asciiTheme="majorBidi" w:hAnsiTheme="majorBidi" w:cstheme="majorBidi"/>
-        </w:rPr>
-        <w:t xml:space="preserve">, </w:t>
-      </w:r>
-      <w:r>
-        <w:rPr>
-          <w:rFonts w:asciiTheme="majorBidi" w:hAnsiTheme="majorBidi" w:cstheme="majorBidi"/>
-        </w:rPr>
-        <w:t>MobileNet</w:t>
-      </w:r>
-      <w:r>
-        <w:rPr>
-          <w:rFonts w:asciiTheme="majorBidi" w:hAnsiTheme="majorBidi" w:cstheme="majorBidi"/>
-        </w:rPr>
-        <w:t xml:space="preserve">, </w:t>
-      </w:r>
-      <w:r>
-        <w:rPr>
-          <w:rFonts w:asciiTheme="majorBidi" w:hAnsiTheme="majorBidi" w:cstheme="majorBidi"/>
-        </w:rPr>
-        <w:t>MCUNet</w:t>
-      </w:r>
-      <w:r>
-        <w:rPr>
-          <w:rFonts w:asciiTheme="majorBidi" w:hAnsiTheme="majorBidi" w:cstheme="majorBidi"/>
-        </w:rPr>
-        <w:t xml:space="preserve">, which discuss methods to improve model performance and/or make models smaller for cheaper deployment while not reducing the accuracy significantly. The methods suggested varied from software, such as </w:t>
-      </w:r>
-      <w:r>
-        <w:rPr>
-          <w:rFonts w:asciiTheme="majorBidi" w:hAnsiTheme="majorBidi" w:cstheme="majorBidi"/>
-        </w:rPr>
-        <w:t>adding variables to the optimization function, to</w:t>
-      </w:r>
-      <w:r>
-        <w:rPr>
-          <w:rFonts w:asciiTheme="majorBidi" w:hAnsiTheme="majorBidi" w:cstheme="majorBidi"/>
-        </w:rPr>
-        <w:t xml:space="preserve"> hardware, such as better utilization of memory during model execution.</w:t>
-      </w:r>
-    </w:p>
-    <w:p>
-      <w:pPr>
-        <w:spacing w:before="120" w:after="120"/>
-        <w:rPr>
-          <w:rFonts w:asciiTheme="majorBidi" w:hAnsiTheme="majorBidi" w:cstheme="majorBidi"/>
-        </w:rPr>
-      </w:pPr>
-    </w:p>
-    <w:p>
-      <w:pPr>
-        <w:spacing w:before="120" w:after="120"/>
+      </w:pPr>
+      <w:r>
         <w:rPr>
           <w:rFonts w:asciiTheme="majorBidi" w:hAnsiTheme="majorBidi" w:cstheme="majorBidi"/>
           <w:b/>
           <w:bCs/>
         </w:rPr>
-      </w:pPr>
-      <w:r>
-        <w:rPr>
-          <w:rFonts w:asciiTheme="majorBidi" w:hAnsiTheme="majorBidi" w:cstheme="majorBidi"/>
-          <w:b/>
-          <w:bCs/>
-        </w:rPr>
-        <w:t xml:space="preserve">Week </w:t>
-      </w:r>
-      <w:r>
-        <w:rPr>
-          <w:rFonts w:asciiTheme="majorBidi" w:hAnsiTheme="majorBidi" w:cstheme="majorBidi"/>
-          <w:b/>
-          <w:bCs/>
-        </w:rPr>
-        <w:t>3</w:t>
-      </w:r>
-    </w:p>
-    <w:p>
-      <w:pPr>
-        <w:spacing w:before="120" w:after="120"/>
-        <w:rPr>
-          <w:rFonts w:asciiTheme="majorBidi" w:hAnsiTheme="majorBidi" w:cstheme="majorBidi"/>
-        </w:rPr>
-      </w:pPr>
-      <w:r>
-        <w:rPr>
-          <w:rFonts w:asciiTheme="majorBidi" w:hAnsiTheme="majorBidi" w:cstheme="majorBidi"/>
-        </w:rPr>
-        <w:t xml:space="preserve">During this week, I was tasked with initial exploration of different EEG models on one common EEG dataset, where I had to deploy at least one baseline model and one state of the art model. I began by choosing the dataset and exploring it using the MOABB libirary. I then wrote a simple neural network model using pytorch, where the model </w:t>
-      </w:r>
-      <w:r>
-        <w:rPr>
-          <w:rFonts w:asciiTheme="majorBidi" w:hAnsiTheme="majorBidi" w:cstheme="majorBidi"/>
-        </w:rPr>
-        <w:t>had 3 blocks of 2D convolutions and maxpooling, followed by softmax pooling. I then deployed EEGNet using a publicly available model from the original paper, and then rewrote it from keras to pytorch. Finally I ran another simple model that extracts common spatial patters (csp) and then runs a linear  discriminant analysis (LDA), which I used the MOABB library to create and test.</w:t>
-      </w:r>
-    </w:p>
-    <w:p>
-      <w:pPr>
-        <w:spacing w:before="120" w:after="120"/>
-        <w:rPr>
-          <w:rFonts w:asciiTheme="majorBidi" w:hAnsiTheme="majorBidi" w:cstheme="majorBidi"/>
-        </w:rPr>
-      </w:pPr>
-      <w:r>
-        <w:rPr>
-          <w:rFonts w:asciiTheme="majorBidi" w:hAnsiTheme="majorBidi" w:cstheme="majorBidi"/>
+        <w:t>Week 3</w:t>
+      </w:r>
+    </w:p>
+    <w:p>
+      <w:pPr>
+        <w:spacing w:before="120" w:after="120"/>
+        <w:rPr>
+          <w:rFonts w:asciiTheme="majorBidi" w:hAnsiTheme="majorBidi" w:cstheme="majorBidi"/>
+        </w:rPr>
+      </w:pPr>
+      <w:r>
+        <w:rPr>
+          <w:rFonts w:asciiTheme="majorBidi" w:hAnsiTheme="majorBidi" w:cstheme="majorBidi"/>
+        </w:rPr>
+        <w:t xml:space="preserve">During this week, I was tasked with initial exploration of different EEG models on one common EEG dataset, where I had to deploy at least one baseline model and one state of the art model. I began by choosing the dataset and exploring it using the MOABB </w:t>
+      </w:r>
+      <w:proofErr w:type="spellStart"/>
+      <w:r>
+        <w:rPr>
+          <w:rFonts w:asciiTheme="majorBidi" w:hAnsiTheme="majorBidi" w:cstheme="majorBidi"/>
+        </w:rPr>
+        <w:t>libirary</w:t>
+      </w:r>
+      <w:proofErr w:type="spellEnd"/>
+      <w:r>
+        <w:rPr>
+          <w:rFonts w:asciiTheme="majorBidi" w:hAnsiTheme="majorBidi" w:cstheme="majorBidi"/>
+        </w:rPr>
+        <w:t xml:space="preserve">. I then wrote a simple neural network model using </w:t>
+      </w:r>
+      <w:proofErr w:type="spellStart"/>
+      <w:r>
+        <w:rPr>
+          <w:rFonts w:asciiTheme="majorBidi" w:hAnsiTheme="majorBidi" w:cstheme="majorBidi"/>
+        </w:rPr>
+        <w:t>pytorch</w:t>
+      </w:r>
+      <w:proofErr w:type="spellEnd"/>
+      <w:r>
+        <w:rPr>
+          <w:rFonts w:asciiTheme="majorBidi" w:hAnsiTheme="majorBidi" w:cstheme="majorBidi"/>
+        </w:rPr>
+        <w:t xml:space="preserve">, where the model </w:t>
+      </w:r>
+      <w:r>
+        <w:rPr>
+          <w:rFonts w:asciiTheme="majorBidi" w:hAnsiTheme="majorBidi" w:cstheme="majorBidi"/>
+        </w:rPr>
+        <w:t xml:space="preserve">had 3 blocks of 2D convolutions and </w:t>
+      </w:r>
+      <w:proofErr w:type="spellStart"/>
+      <w:r>
+        <w:rPr>
+          <w:rFonts w:asciiTheme="majorBidi" w:hAnsiTheme="majorBidi" w:cstheme="majorBidi"/>
+        </w:rPr>
+        <w:t>maxpooling</w:t>
+      </w:r>
+      <w:proofErr w:type="spellEnd"/>
+      <w:r>
+        <w:rPr>
+          <w:rFonts w:asciiTheme="majorBidi" w:hAnsiTheme="majorBidi" w:cstheme="majorBidi"/>
+        </w:rPr>
+        <w:t xml:space="preserve">, followed by </w:t>
+      </w:r>
+      <w:proofErr w:type="spellStart"/>
+      <w:r>
+        <w:rPr>
+          <w:rFonts w:asciiTheme="majorBidi" w:hAnsiTheme="majorBidi" w:cstheme="majorBidi"/>
+        </w:rPr>
+        <w:t>softmax</w:t>
+      </w:r>
+      <w:proofErr w:type="spellEnd"/>
+      <w:r>
+        <w:rPr>
+          <w:rFonts w:asciiTheme="majorBidi" w:hAnsiTheme="majorBidi" w:cstheme="majorBidi"/>
+        </w:rPr>
+        <w:t xml:space="preserve"> pooling. I then deployed </w:t>
+      </w:r>
+      <w:proofErr w:type="spellStart"/>
+      <w:r>
+        <w:rPr>
+          <w:rFonts w:asciiTheme="majorBidi" w:hAnsiTheme="majorBidi" w:cstheme="majorBidi"/>
+        </w:rPr>
+        <w:t>EEGNet</w:t>
+      </w:r>
+      <w:proofErr w:type="spellEnd"/>
+      <w:r>
+        <w:rPr>
+          <w:rFonts w:asciiTheme="majorBidi" w:hAnsiTheme="majorBidi" w:cstheme="majorBidi"/>
+        </w:rPr>
+        <w:t xml:space="preserve"> using a publicly available model from the original </w:t>
+      </w:r>
+      <w:proofErr w:type="gramStart"/>
+      <w:r>
+        <w:rPr>
+          <w:rFonts w:asciiTheme="majorBidi" w:hAnsiTheme="majorBidi" w:cstheme="majorBidi"/>
+        </w:rPr>
+        <w:t>paper, and</w:t>
+      </w:r>
+      <w:proofErr w:type="gramEnd"/>
+      <w:r>
+        <w:rPr>
+          <w:rFonts w:asciiTheme="majorBidi" w:hAnsiTheme="majorBidi" w:cstheme="majorBidi"/>
+        </w:rPr>
+        <w:t xml:space="preserve"> then rewrote it from </w:t>
+      </w:r>
+      <w:proofErr w:type="spellStart"/>
+      <w:r>
+        <w:rPr>
+          <w:rFonts w:asciiTheme="majorBidi" w:hAnsiTheme="majorBidi" w:cstheme="majorBidi"/>
+        </w:rPr>
+        <w:t>keras</w:t>
+      </w:r>
+      <w:proofErr w:type="spellEnd"/>
+      <w:r>
+        <w:rPr>
+          <w:rFonts w:asciiTheme="majorBidi" w:hAnsiTheme="majorBidi" w:cstheme="majorBidi"/>
+        </w:rPr>
+        <w:t xml:space="preserve"> to </w:t>
+      </w:r>
+      <w:proofErr w:type="spellStart"/>
+      <w:r>
+        <w:rPr>
+          <w:rFonts w:asciiTheme="majorBidi" w:hAnsiTheme="majorBidi" w:cstheme="majorBidi"/>
+        </w:rPr>
+        <w:t>pytorch</w:t>
+      </w:r>
+      <w:proofErr w:type="spellEnd"/>
+      <w:r>
+        <w:rPr>
+          <w:rFonts w:asciiTheme="majorBidi" w:hAnsiTheme="majorBidi" w:cstheme="majorBidi"/>
+        </w:rPr>
+        <w:t xml:space="preserve">. </w:t>
+      </w:r>
+      <w:proofErr w:type="gramStart"/>
+      <w:r>
+        <w:rPr>
+          <w:rFonts w:asciiTheme="majorBidi" w:hAnsiTheme="majorBidi" w:cstheme="majorBidi"/>
+        </w:rPr>
+        <w:t>Finally</w:t>
+      </w:r>
+      <w:proofErr w:type="gramEnd"/>
+      <w:r>
+        <w:rPr>
+          <w:rFonts w:asciiTheme="majorBidi" w:hAnsiTheme="majorBidi" w:cstheme="majorBidi"/>
+        </w:rPr>
+        <w:t xml:space="preserve"> I ran another simple model that extracts common spatial patters (</w:t>
+      </w:r>
+      <w:proofErr w:type="spellStart"/>
+      <w:r>
+        <w:rPr>
+          <w:rFonts w:asciiTheme="majorBidi" w:hAnsiTheme="majorBidi" w:cstheme="majorBidi"/>
+        </w:rPr>
+        <w:t>csp</w:t>
+      </w:r>
+      <w:proofErr w:type="spellEnd"/>
+      <w:r>
+        <w:rPr>
+          <w:rFonts w:asciiTheme="majorBidi" w:hAnsiTheme="majorBidi" w:cstheme="majorBidi"/>
+        </w:rPr>
+        <w:t xml:space="preserve">) and then runs a </w:t>
+      </w:r>
+      <w:proofErr w:type="gramStart"/>
+      <w:r>
+        <w:rPr>
+          <w:rFonts w:asciiTheme="majorBidi" w:hAnsiTheme="majorBidi" w:cstheme="majorBidi"/>
+        </w:rPr>
+        <w:t>linear  discriminant</w:t>
+      </w:r>
+      <w:proofErr w:type="gramEnd"/>
+      <w:r>
+        <w:rPr>
+          <w:rFonts w:asciiTheme="majorBidi" w:hAnsiTheme="majorBidi" w:cstheme="majorBidi"/>
+        </w:rPr>
+        <w:t xml:space="preserve"> analysis (LDA), which I used the MOABB library to create and test.</w:t>
+      </w:r>
+    </w:p>
+    <w:p>
+      <w:pPr>
+        <w:spacing w:before="120" w:after="120"/>
+        <w:rPr>
+          <w:rFonts w:asciiTheme="majorBidi" w:hAnsiTheme="majorBidi" w:cstheme="majorBidi"/>
+        </w:rPr>
+      </w:pPr>
+      <w:r>
+        <w:rPr>
+          <w:rFonts w:asciiTheme="majorBidi" w:hAnsiTheme="majorBidi" w:cstheme="majorBidi"/>
+          <w:noProof/>
         </w:rPr>
         <w:lastRenderedPageBreak/>
         <w:drawing>
@@ -657,7 +894,35 @@
         <w:rPr>
           <w:rFonts w:asciiTheme="majorBidi" w:hAnsiTheme="majorBidi" w:cstheme="majorBidi"/>
         </w:rPr>
-        <w:t>I determined that the LDA model was the most accurate and fastest model, where the 2 EEGNet models followed, but the pytorch one was significantly faster, the simple neural network model was the least accurate, which I presented to the mentors along with their interns.</w:t>
+        <w:t xml:space="preserve">I determined that the LDA model was the most accurate and fastest model, where the 2 </w:t>
+      </w:r>
+      <w:proofErr w:type="spellStart"/>
+      <w:r>
+        <w:rPr>
+          <w:rFonts w:asciiTheme="majorBidi" w:hAnsiTheme="majorBidi" w:cstheme="majorBidi"/>
+        </w:rPr>
+        <w:t>EEGNet</w:t>
+      </w:r>
+      <w:proofErr w:type="spellEnd"/>
+      <w:r>
+        <w:rPr>
+          <w:rFonts w:asciiTheme="majorBidi" w:hAnsiTheme="majorBidi" w:cstheme="majorBidi"/>
+        </w:rPr>
+        <w:t xml:space="preserve"> models followed, but the </w:t>
+      </w:r>
+      <w:proofErr w:type="spellStart"/>
+      <w:r>
+        <w:rPr>
+          <w:rFonts w:asciiTheme="majorBidi" w:hAnsiTheme="majorBidi" w:cstheme="majorBidi"/>
+        </w:rPr>
+        <w:t>pytorch</w:t>
+      </w:r>
+      <w:proofErr w:type="spellEnd"/>
+      <w:r>
+        <w:rPr>
+          <w:rFonts w:asciiTheme="majorBidi" w:hAnsiTheme="majorBidi" w:cstheme="majorBidi"/>
+        </w:rPr>
+        <w:t xml:space="preserve"> one was significantly faster, the simple neural network model was the least accurate, which I presented to the mentors along with their interns.</w:t>
       </w:r>
     </w:p>
     <w:p>
@@ -683,29 +948,35 @@
           <w:b/>
           <w:bCs/>
         </w:rPr>
-        <w:t xml:space="preserve">Week </w:t>
-      </w:r>
-      <w:r>
-        <w:rPr>
-          <w:rFonts w:asciiTheme="majorBidi" w:hAnsiTheme="majorBidi" w:cstheme="majorBidi"/>
-          <w:b/>
-          <w:bCs/>
-        </w:rPr>
-        <w:t>4</w:t>
-      </w:r>
-    </w:p>
-    <w:p>
-      <w:pPr>
-        <w:spacing w:before="120" w:after="120"/>
-        <w:rPr>
-          <w:rFonts w:asciiTheme="majorBidi" w:hAnsiTheme="majorBidi" w:cstheme="majorBidi"/>
-        </w:rPr>
-      </w:pPr>
-      <w:r>
-        <w:rPr>
-          <w:rFonts w:asciiTheme="majorBidi" w:hAnsiTheme="majorBidi" w:cstheme="majorBidi"/>
-        </w:rPr>
-        <w:t xml:space="preserve">This week I was tasked with exploring the robustness of the LDA model by adding data augmentation methods to both the train and test datasets, this includes: adding gaussian noise, removing random channels, scaling the </w:t>
+        <w:t>Week 4</w:t>
+      </w:r>
+    </w:p>
+    <w:p>
+      <w:pPr>
+        <w:spacing w:before="120" w:after="120"/>
+        <w:rPr>
+          <w:rFonts w:asciiTheme="majorBidi" w:hAnsiTheme="majorBidi" w:cstheme="majorBidi"/>
+        </w:rPr>
+      </w:pPr>
+      <w:r>
+        <w:rPr>
+          <w:rFonts w:asciiTheme="majorBidi" w:hAnsiTheme="majorBidi" w:cstheme="majorBidi"/>
+        </w:rPr>
+        <w:t xml:space="preserve">This week I was tasked with exploring the robustness of the LDA model by adding data augmentation methods to both the train and test datasets, this </w:t>
+      </w:r>
+      <w:proofErr w:type="gramStart"/>
+      <w:r>
+        <w:rPr>
+          <w:rFonts w:asciiTheme="majorBidi" w:hAnsiTheme="majorBidi" w:cstheme="majorBidi"/>
+        </w:rPr>
+        <w:t>includes:</w:t>
+      </w:r>
+      <w:proofErr w:type="gramEnd"/>
+      <w:r>
+        <w:rPr>
+          <w:rFonts w:asciiTheme="majorBidi" w:hAnsiTheme="majorBidi" w:cstheme="majorBidi"/>
+        </w:rPr>
+        <w:t xml:space="preserve"> adding gaussian noise, removing random channels, scaling the </w:t>
       </w:r>
       <w:r>
         <w:rPr>
@@ -756,7 +1027,21 @@
         <w:rPr>
           <w:rFonts w:asciiTheme="majorBidi" w:hAnsiTheme="majorBidi" w:cstheme="majorBidi"/>
         </w:rPr>
-        <w:t>: the fronto-central nodes caused the largest drops in accuracy, specifically FC3 and FC4</w:t>
+        <w:t xml:space="preserve">: the </w:t>
+      </w:r>
+      <w:proofErr w:type="spellStart"/>
+      <w:r>
+        <w:rPr>
+          <w:rFonts w:asciiTheme="majorBidi" w:hAnsiTheme="majorBidi" w:cstheme="majorBidi"/>
+        </w:rPr>
+        <w:t>fronto</w:t>
+      </w:r>
+      <w:proofErr w:type="spellEnd"/>
+      <w:r>
+        <w:rPr>
+          <w:rFonts w:asciiTheme="majorBidi" w:hAnsiTheme="majorBidi" w:cstheme="majorBidi"/>
+        </w:rPr>
+        <w:t>-central nodes caused the largest drops in accuracy, specifically FC3 and FC4</w:t>
       </w:r>
     </w:p>
     <w:p>
@@ -840,6 +1125,7 @@
           <w:rFonts w:asciiTheme="majorBidi" w:hAnsiTheme="majorBidi" w:cstheme="majorBidi"/>
           <w:b/>
           <w:bCs/>
+          <w:noProof/>
         </w:rPr>
         <w:drawing>
           <wp:anchor distT="0" distB="0" distL="114300" distR="114300" simplePos="0" relativeHeight="251660288" behindDoc="0" locked="0" layoutInCell="1" allowOverlap="1" wp14:anchorId="5A71BE71" wp14:editId="227FBF26">
@@ -947,15 +1233,7 @@
           <w:b/>
           <w:bCs/>
         </w:rPr>
-        <w:t xml:space="preserve">Week </w:t>
-      </w:r>
-      <w:r>
-        <w:rPr>
-          <w:rFonts w:asciiTheme="majorBidi" w:hAnsiTheme="majorBidi" w:cstheme="majorBidi"/>
-          <w:b/>
-          <w:bCs/>
-        </w:rPr>
-        <w:t>5</w:t>
+        <w:t>Week 5</w:t>
       </w:r>
     </w:p>
     <w:p>
@@ -981,7 +1259,21 @@
         <w:rPr>
           <w:rFonts w:asciiTheme="majorBidi" w:hAnsiTheme="majorBidi" w:cstheme="majorBidi"/>
         </w:rPr>
-        <w:t>. I was given access to the lab’s GPU and was able to connect to it using remote controller on vscode.</w:t>
+        <w:t xml:space="preserve">. I was given access to the lab’s GPU and was able to connect to it using remote controller on </w:t>
+      </w:r>
+      <w:proofErr w:type="spellStart"/>
+      <w:r>
+        <w:rPr>
+          <w:rFonts w:asciiTheme="majorBidi" w:hAnsiTheme="majorBidi" w:cstheme="majorBidi"/>
+        </w:rPr>
+        <w:t>vscode</w:t>
+      </w:r>
+      <w:proofErr w:type="spellEnd"/>
+      <w:r>
+        <w:rPr>
+          <w:rFonts w:asciiTheme="majorBidi" w:hAnsiTheme="majorBidi" w:cstheme="majorBidi"/>
+        </w:rPr>
+        <w:t>.</w:t>
       </w:r>
       <w:r>
         <w:rPr>
@@ -1105,6 +1397,7 @@
       <w:r>
         <w:rPr>
           <w:rFonts w:asciiTheme="majorBidi" w:hAnsiTheme="majorBidi" w:cstheme="majorBidi"/>
+          <w:noProof/>
         </w:rPr>
         <w:lastRenderedPageBreak/>
         <w:drawing>
@@ -1196,29 +1489,35 @@
           <w:b/>
           <w:bCs/>
         </w:rPr>
-        <w:t xml:space="preserve">Week </w:t>
-      </w:r>
-      <w:r>
-        <w:rPr>
-          <w:rFonts w:asciiTheme="majorBidi" w:hAnsiTheme="majorBidi" w:cstheme="majorBidi"/>
-          <w:b/>
-          <w:bCs/>
-        </w:rPr>
-        <w:t>6</w:t>
-      </w:r>
-    </w:p>
-    <w:p>
-      <w:pPr>
-        <w:spacing w:before="120" w:after="120"/>
-        <w:rPr>
-          <w:rFonts w:asciiTheme="majorBidi" w:hAnsiTheme="majorBidi" w:cstheme="majorBidi"/>
-        </w:rPr>
-      </w:pPr>
-      <w:r>
-        <w:rPr>
-          <w:rFonts w:asciiTheme="majorBidi" w:hAnsiTheme="majorBidi" w:cstheme="majorBidi"/>
-        </w:rPr>
-        <w:t>This week I moved from testing the robustness of the LDA model to the EEGNet model, where I ran leave on session out tests on cases identical to the ones ran in the previous week, I presented the findings to my supervisor and mentor, the main findings are:</w:t>
+        <w:t>Week 6</w:t>
+      </w:r>
+    </w:p>
+    <w:p>
+      <w:pPr>
+        <w:spacing w:before="120" w:after="120"/>
+        <w:rPr>
+          <w:rFonts w:asciiTheme="majorBidi" w:hAnsiTheme="majorBidi" w:cstheme="majorBidi"/>
+        </w:rPr>
+      </w:pPr>
+      <w:r>
+        <w:rPr>
+          <w:rFonts w:asciiTheme="majorBidi" w:hAnsiTheme="majorBidi" w:cstheme="majorBidi"/>
+        </w:rPr>
+        <w:t xml:space="preserve">This week I moved from testing the robustness of the LDA model to the </w:t>
+      </w:r>
+      <w:proofErr w:type="spellStart"/>
+      <w:r>
+        <w:rPr>
+          <w:rFonts w:asciiTheme="majorBidi" w:hAnsiTheme="majorBidi" w:cstheme="majorBidi"/>
+        </w:rPr>
+        <w:t>EEGNet</w:t>
+      </w:r>
+      <w:proofErr w:type="spellEnd"/>
+      <w:r>
+        <w:rPr>
+          <w:rFonts w:asciiTheme="majorBidi" w:hAnsiTheme="majorBidi" w:cstheme="majorBidi"/>
+        </w:rPr>
+        <w:t xml:space="preserve"> model, where I ran leave on session out tests on cases identical to the ones ran in the previous week, I presented the findings to my supervisor and mentor, the main findings are:</w:t>
       </w:r>
     </w:p>
     <w:p>
@@ -1281,7 +1580,21 @@
         <w:rPr>
           <w:rFonts w:asciiTheme="majorBidi" w:hAnsiTheme="majorBidi" w:cstheme="majorBidi"/>
         </w:rPr>
-        <w:t>Missing durations: the test only case had the only drop in accuracy as the length of missing durations increased, with the train only set outperforming all cases, which also could be used to increase model robustness. In the test only preprocessed case, as duration increased, class 1 was getting confused as other classes.</w:t>
+        <w:t xml:space="preserve">Missing durations: the test only case had the only drop in accuracy as the length of missing durations increased, with the train only set outperforming all cases, which also could be used to increase model robustness. In the test only </w:t>
+      </w:r>
+      <w:proofErr w:type="spellStart"/>
+      <w:r>
+        <w:rPr>
+          <w:rFonts w:asciiTheme="majorBidi" w:hAnsiTheme="majorBidi" w:cstheme="majorBidi"/>
+        </w:rPr>
+        <w:t>preprocessed</w:t>
+      </w:r>
+      <w:proofErr w:type="spellEnd"/>
+      <w:r>
+        <w:rPr>
+          <w:rFonts w:asciiTheme="majorBidi" w:hAnsiTheme="majorBidi" w:cstheme="majorBidi"/>
+        </w:rPr>
+        <w:t xml:space="preserve"> case, as duration increased, class 1 was getting confused as other classes.</w:t>
       </w:r>
     </w:p>
     <w:p>
@@ -1342,6 +1655,7 @@
           <w:rFonts w:asciiTheme="majorBidi" w:hAnsiTheme="majorBidi" w:cstheme="majorBidi"/>
           <w:i/>
           <w:iCs/>
+          <w:noProof/>
           <w:sz w:val="22"/>
           <w:szCs w:val="22"/>
         </w:rPr>
@@ -1404,7 +1718,29 @@
           <w:sz w:val="22"/>
           <w:szCs w:val="22"/>
         </w:rPr>
-        <w:t>Figure 4: Performance of EEGNet as noise increases in the test set</w:t>
+        <w:t xml:space="preserve">Figure 4: Performance of </w:t>
+      </w:r>
+      <w:proofErr w:type="spellStart"/>
+      <w:r>
+        <w:rPr>
+          <w:rFonts w:asciiTheme="majorBidi" w:hAnsiTheme="majorBidi" w:cstheme="majorBidi"/>
+          <w:i/>
+          <w:iCs/>
+          <w:sz w:val="22"/>
+          <w:szCs w:val="22"/>
+        </w:rPr>
+        <w:t>EEGNet</w:t>
+      </w:r>
+      <w:proofErr w:type="spellEnd"/>
+      <w:r>
+        <w:rPr>
+          <w:rFonts w:asciiTheme="majorBidi" w:hAnsiTheme="majorBidi" w:cstheme="majorBidi"/>
+          <w:i/>
+          <w:iCs/>
+          <w:sz w:val="22"/>
+          <w:szCs w:val="22"/>
+        </w:rPr>
+        <w:t xml:space="preserve"> as noise increases in the test set</w:t>
       </w:r>
     </w:p>
     <w:p>
@@ -1422,29 +1758,37 @@
           <w:b/>
           <w:bCs/>
         </w:rPr>
-        <w:t xml:space="preserve">Week </w:t>
-      </w:r>
-      <w:r>
-        <w:rPr>
-          <w:rFonts w:asciiTheme="majorBidi" w:hAnsiTheme="majorBidi" w:cstheme="majorBidi"/>
-          <w:b/>
-          <w:bCs/>
-        </w:rPr>
-        <w:t>7</w:t>
-      </w:r>
-    </w:p>
-    <w:p>
-      <w:pPr>
-        <w:spacing w:before="120" w:after="120"/>
-        <w:rPr>
-          <w:rFonts w:asciiTheme="majorBidi" w:hAnsiTheme="majorBidi" w:cstheme="majorBidi"/>
-        </w:rPr>
-      </w:pPr>
-      <w:r>
-        <w:rPr>
-          <w:rFonts w:asciiTheme="majorBidi" w:hAnsiTheme="majorBidi" w:cstheme="majorBidi"/>
-        </w:rPr>
-        <w:t>I reran the tests but this time using leave one subject out to asses the model performance, but the patterns generally remained</w:t>
+        <w:t>Week 7</w:t>
+      </w:r>
+    </w:p>
+    <w:p>
+      <w:pPr>
+        <w:spacing w:before="120" w:after="120"/>
+        <w:rPr>
+          <w:rFonts w:asciiTheme="majorBidi" w:hAnsiTheme="majorBidi" w:cstheme="majorBidi"/>
+        </w:rPr>
+      </w:pPr>
+      <w:r>
+        <w:rPr>
+          <w:rFonts w:asciiTheme="majorBidi" w:hAnsiTheme="majorBidi" w:cstheme="majorBidi"/>
+        </w:rPr>
+        <w:t xml:space="preserve">I reran the tests but this time using leave one subject out to </w:t>
+      </w:r>
+      <w:proofErr w:type="spellStart"/>
+      <w:proofErr w:type="gramStart"/>
+      <w:r>
+        <w:rPr>
+          <w:rFonts w:asciiTheme="majorBidi" w:hAnsiTheme="majorBidi" w:cstheme="majorBidi"/>
+        </w:rPr>
+        <w:t>asses</w:t>
+      </w:r>
+      <w:proofErr w:type="spellEnd"/>
+      <w:proofErr w:type="gramEnd"/>
+      <w:r>
+        <w:rPr>
+          <w:rFonts w:asciiTheme="majorBidi" w:hAnsiTheme="majorBidi" w:cstheme="majorBidi"/>
+        </w:rPr>
+        <w:t xml:space="preserve"> the model performance, but the patterns generally remained</w:t>
       </w:r>
       <w:r>
         <w:rPr>
@@ -1569,6 +1913,7 @@
       <w:r>
         <w:rPr>
           <w:rFonts w:asciiTheme="majorBidi" w:hAnsiTheme="majorBidi" w:cstheme="majorBidi"/>
+          <w:noProof/>
         </w:rPr>
         <w:drawing>
           <wp:anchor distT="0" distB="0" distL="114300" distR="114300" simplePos="0" relativeHeight="251663360" behindDoc="0" locked="0" layoutInCell="1" allowOverlap="1" wp14:anchorId="6A855DC8" wp14:editId="5A0A457E">
@@ -1626,11 +1971,55 @@
           </wp:anchor>
         </w:drawing>
       </w:r>
-      <w:r>
-        <w:rPr>
-          <w:rFonts w:asciiTheme="majorBidi" w:hAnsiTheme="majorBidi" w:cstheme="majorBidi"/>
-        </w:rPr>
-        <w:t>EEGNet accuracy was higher that the LDA model, however when looking at the subjects specifically,  EEGNet has more extreme highs and extreme lows, while LDA has shows a lower deviation.</w:t>
+      <w:proofErr w:type="spellStart"/>
+      <w:r>
+        <w:rPr>
+          <w:rFonts w:asciiTheme="majorBidi" w:hAnsiTheme="majorBidi" w:cstheme="majorBidi"/>
+        </w:rPr>
+        <w:t>EEGNet</w:t>
+      </w:r>
+      <w:proofErr w:type="spellEnd"/>
+      <w:r>
+        <w:rPr>
+          <w:rFonts w:asciiTheme="majorBidi" w:hAnsiTheme="majorBidi" w:cstheme="majorBidi"/>
+        </w:rPr>
+        <w:t xml:space="preserve"> accuracy was higher that the LDA model, however when looking at the subjects </w:t>
+      </w:r>
+      <w:proofErr w:type="gramStart"/>
+      <w:r>
+        <w:rPr>
+          <w:rFonts w:asciiTheme="majorBidi" w:hAnsiTheme="majorBidi" w:cstheme="majorBidi"/>
+        </w:rPr>
+        <w:t xml:space="preserve">specifically,  </w:t>
+      </w:r>
+      <w:proofErr w:type="spellStart"/>
+      <w:r>
+        <w:rPr>
+          <w:rFonts w:asciiTheme="majorBidi" w:hAnsiTheme="majorBidi" w:cstheme="majorBidi"/>
+        </w:rPr>
+        <w:t>EEGNet</w:t>
+      </w:r>
+      <w:proofErr w:type="spellEnd"/>
+      <w:proofErr w:type="gramEnd"/>
+      <w:r>
+        <w:rPr>
+          <w:rFonts w:asciiTheme="majorBidi" w:hAnsiTheme="majorBidi" w:cstheme="majorBidi"/>
+        </w:rPr>
+        <w:t xml:space="preserve"> has more extreme highs and extreme lows, while LDA has </w:t>
+      </w:r>
+      <w:proofErr w:type="spellStart"/>
+      <w:r>
+        <w:rPr>
+          <w:rFonts w:asciiTheme="majorBidi" w:hAnsiTheme="majorBidi" w:cstheme="majorBidi"/>
+        </w:rPr>
+        <w:t>shows</w:t>
+      </w:r>
+      <w:proofErr w:type="spellEnd"/>
+      <w:r>
+        <w:rPr>
+          <w:rFonts w:asciiTheme="majorBidi" w:hAnsiTheme="majorBidi" w:cstheme="majorBidi"/>
+        </w:rPr>
+        <w:t xml:space="preserve"> a lower deviation.</w:t>
       </w:r>
     </w:p>
     <w:p>
@@ -1653,7 +2042,29 @@
           <w:sz w:val="22"/>
           <w:szCs w:val="22"/>
         </w:rPr>
-        <w:t>Figure 5: Average confusion matrix of EEGNet using leave one subject out as test</w:t>
+        <w:t xml:space="preserve">Figure 5: Average confusion matrix of </w:t>
+      </w:r>
+      <w:proofErr w:type="spellStart"/>
+      <w:r>
+        <w:rPr>
+          <w:rFonts w:asciiTheme="majorBidi" w:hAnsiTheme="majorBidi" w:cstheme="majorBidi"/>
+          <w:i/>
+          <w:iCs/>
+          <w:sz w:val="22"/>
+          <w:szCs w:val="22"/>
+        </w:rPr>
+        <w:t>EEGNet</w:t>
+      </w:r>
+      <w:proofErr w:type="spellEnd"/>
+      <w:r>
+        <w:rPr>
+          <w:rFonts w:asciiTheme="majorBidi" w:hAnsiTheme="majorBidi" w:cstheme="majorBidi"/>
+          <w:i/>
+          <w:iCs/>
+          <w:sz w:val="22"/>
+          <w:szCs w:val="22"/>
+        </w:rPr>
+        <w:t xml:space="preserve"> using leave one subject out as test</w:t>
       </w:r>
     </w:p>
     <w:p>
@@ -1678,29 +2089,35 @@
           <w:b/>
           <w:bCs/>
         </w:rPr>
-        <w:t xml:space="preserve">Week </w:t>
-      </w:r>
-      <w:r>
-        <w:rPr>
-          <w:rFonts w:asciiTheme="majorBidi" w:hAnsiTheme="majorBidi" w:cstheme="majorBidi"/>
-          <w:b/>
-          <w:bCs/>
-        </w:rPr>
-        <w:t>8</w:t>
-      </w:r>
-    </w:p>
-    <w:p>
-      <w:pPr>
-        <w:spacing w:before="120" w:after="120"/>
-        <w:rPr>
-          <w:rFonts w:asciiTheme="majorBidi" w:hAnsiTheme="majorBidi" w:cstheme="majorBidi"/>
-        </w:rPr>
-      </w:pPr>
-      <w:r>
-        <w:rPr>
-          <w:rFonts w:asciiTheme="majorBidi" w:hAnsiTheme="majorBidi" w:cstheme="majorBidi"/>
-        </w:rPr>
-        <w:t xml:space="preserve">I was tasked with analyzing </w:t>
+        <w:t>Week 8</w:t>
+      </w:r>
+    </w:p>
+    <w:p>
+      <w:pPr>
+        <w:spacing w:before="120" w:after="120"/>
+        <w:rPr>
+          <w:rFonts w:asciiTheme="majorBidi" w:hAnsiTheme="majorBidi" w:cstheme="majorBidi"/>
+        </w:rPr>
+      </w:pPr>
+      <w:r>
+        <w:rPr>
+          <w:rFonts w:asciiTheme="majorBidi" w:hAnsiTheme="majorBidi" w:cstheme="majorBidi"/>
+        </w:rPr>
+        <w:t xml:space="preserve">I was tasked with </w:t>
+      </w:r>
+      <w:proofErr w:type="spellStart"/>
+      <w:r>
+        <w:rPr>
+          <w:rFonts w:asciiTheme="majorBidi" w:hAnsiTheme="majorBidi" w:cstheme="majorBidi"/>
+        </w:rPr>
+        <w:t>analyzing</w:t>
+      </w:r>
+      <w:proofErr w:type="spellEnd"/>
+      <w:r>
+        <w:rPr>
+          <w:rFonts w:asciiTheme="majorBidi" w:hAnsiTheme="majorBidi" w:cstheme="majorBidi"/>
+        </w:rPr>
+        <w:t xml:space="preserve"> </w:t>
       </w:r>
       <w:r>
         <w:rPr>
@@ -1732,7 +2149,21 @@
         <w:rPr>
           <w:rFonts w:asciiTheme="majorBidi" w:hAnsiTheme="majorBidi" w:cstheme="majorBidi"/>
         </w:rPr>
-        <w:t xml:space="preserve">I looked into the logs from the previous week and plotted the accuracy changes for each subject under the 3 cases, and I found that while there were some general patterns, the accuracy changes were not very significant. What stood out most was a gap in accuracy in all conditions and cases, where subjects: 1, 3, 8, and 9 consistently outperformed subjects 2, 4, 5, 6, and 7. </w:t>
+        <w:t xml:space="preserve">I </w:t>
+      </w:r>
+      <w:proofErr w:type="gramStart"/>
+      <w:r>
+        <w:rPr>
+          <w:rFonts w:asciiTheme="majorBidi" w:hAnsiTheme="majorBidi" w:cstheme="majorBidi"/>
+        </w:rPr>
+        <w:t>looked into</w:t>
+      </w:r>
+      <w:proofErr w:type="gramEnd"/>
+      <w:r>
+        <w:rPr>
+          <w:rFonts w:asciiTheme="majorBidi" w:hAnsiTheme="majorBidi" w:cstheme="majorBidi"/>
+        </w:rPr>
+        <w:t xml:space="preserve"> the logs from the previous week and plotted the accuracy changes for each subject under the 3 cases, and I found that while there were some general patterns, the accuracy changes were not very significant. What stood out most was a gap in accuracy in all conditions and cases, where subjects: 1, 3, 8, and 9 consistently outperformed subjects 2, 4, 5, 6, and 7. </w:t>
       </w:r>
       <w:r>
         <w:rPr>
@@ -1751,6 +2182,7 @@
       <w:r>
         <w:rPr>
           <w:rFonts w:asciiTheme="majorBidi" w:hAnsiTheme="majorBidi" w:cstheme="majorBidi"/>
+          <w:noProof/>
         </w:rPr>
         <w:drawing>
           <wp:anchor distT="0" distB="0" distL="114300" distR="114300" simplePos="0" relativeHeight="251664384" behindDoc="0" locked="0" layoutInCell="1" allowOverlap="1" wp14:anchorId="18D41E97" wp14:editId="08B1F42C">
@@ -1827,21 +2259,64 @@
         <w:rPr>
           <w:rFonts w:asciiTheme="majorBidi" w:hAnsiTheme="majorBidi" w:cstheme="majorBidi"/>
         </w:rPr>
-        <w:t>Looking into this, I analyzed the statistical variables such as mean, variance and any abnormal or noisy trials, where I found that subjects 2 and 5 had drastically less correlation across their session data compared to the other subjects.</w:t>
-      </w:r>
-    </w:p>
-    <w:p>
-      <w:pPr>
-        <w:spacing w:before="120" w:after="120"/>
-        <w:rPr>
-          <w:rFonts w:asciiTheme="majorBidi" w:hAnsiTheme="majorBidi" w:cstheme="majorBidi"/>
-        </w:rPr>
-      </w:pPr>
-      <w:r>
-        <w:rPr>
-          <w:rFonts w:asciiTheme="majorBidi" w:hAnsiTheme="majorBidi" w:cstheme="majorBidi"/>
-        </w:rPr>
-        <w:t>Figure: correlation of each subject’s sessions</w:t>
+        <w:t xml:space="preserve">Looking into this, I </w:t>
+      </w:r>
+      <w:proofErr w:type="spellStart"/>
+      <w:r>
+        <w:rPr>
+          <w:rFonts w:asciiTheme="majorBidi" w:hAnsiTheme="majorBidi" w:cstheme="majorBidi"/>
+        </w:rPr>
+        <w:t>analyzed</w:t>
+      </w:r>
+      <w:proofErr w:type="spellEnd"/>
+      <w:r>
+        <w:rPr>
+          <w:rFonts w:asciiTheme="majorBidi" w:hAnsiTheme="majorBidi" w:cstheme="majorBidi"/>
+        </w:rPr>
+        <w:t xml:space="preserve"> the statistical variables such as mean, variance and any abnormal or noisy trials, where I found that subjects 2 and 5 had drastically less correlation across their session data compared to the other subjects.</w:t>
+      </w:r>
+    </w:p>
+    <w:p>
+      <w:pPr>
+        <w:spacing w:before="120" w:after="120"/>
+        <w:jc w:val="center"/>
+        <w:rPr>
+          <w:rFonts w:asciiTheme="majorBidi" w:hAnsiTheme="majorBidi" w:cstheme="majorBidi"/>
+          <w:i/>
+          <w:iCs/>
+          <w:sz w:val="22"/>
+          <w:szCs w:val="22"/>
+        </w:rPr>
+      </w:pPr>
+      <w:r>
+        <w:rPr>
+          <w:rFonts w:asciiTheme="majorBidi" w:hAnsiTheme="majorBidi" w:cstheme="majorBidi"/>
+          <w:i/>
+          <w:iCs/>
+          <w:sz w:val="22"/>
+          <w:szCs w:val="22"/>
+        </w:rPr>
+        <w:t>Figure</w:t>
+      </w:r>
+      <w:r>
+        <w:rPr>
+          <w:rFonts w:asciiTheme="majorBidi" w:hAnsiTheme="majorBidi" w:cstheme="majorBidi"/>
+          <w:i/>
+          <w:iCs/>
+          <w:sz w:val="22"/>
+          <w:szCs w:val="22"/>
+        </w:rPr>
+        <w:t xml:space="preserve"> 6</w:t>
+      </w:r>
+      <w:r>
+        <w:rPr>
+          <w:rFonts w:asciiTheme="majorBidi" w:hAnsiTheme="majorBidi" w:cstheme="majorBidi"/>
+          <w:i/>
+          <w:iCs/>
+          <w:sz w:val="22"/>
+          <w:szCs w:val="22"/>
+        </w:rPr>
+        <w:t>: correlation of each subject’s sessions</w:t>
       </w:r>
     </w:p>
     <w:p>
@@ -1887,27 +2362,61 @@
         <w:rPr>
           <w:rFonts w:asciiTheme="majorBidi" w:hAnsiTheme="majorBidi" w:cstheme="majorBidi"/>
         </w:rPr>
-        <w:t xml:space="preserve"> I began by running the LDA model onto pairwise cases for all the classes to determine whether the Feet class was inherently difficult, however the results showed good performance across all cases, and there was no significancy when assessing the p-value. So I looked into the recall for each class, and it was clear that the Feet class struggled a loot with it, and looking into where the feet predictions were going, I found that the model was rarely predicting feet, rather it was going to the other 3 classes.</w:t>
-      </w:r>
-    </w:p>
-    <w:p>
-      <w:pPr>
-        <w:spacing w:before="120" w:after="120"/>
-        <w:rPr>
-          <w:rFonts w:asciiTheme="majorBidi" w:hAnsiTheme="majorBidi" w:cstheme="majorBidi"/>
-        </w:rPr>
-      </w:pPr>
-    </w:p>
-    <w:p>
-      <w:pPr>
-        <w:spacing w:before="120" w:after="120"/>
-        <w:rPr>
-          <w:rFonts w:asciiTheme="majorBidi" w:hAnsiTheme="majorBidi" w:cstheme="majorBidi"/>
-        </w:rPr>
-      </w:pPr>
-      <w:r>
-        <w:rPr>
-          <w:rFonts w:asciiTheme="majorBidi" w:hAnsiTheme="majorBidi" w:cstheme="majorBidi"/>
+        <w:t xml:space="preserve"> I began by running the LDA model onto pairwise cases for all the classes to determine whether the Feet class was inherently difficult, however the results showed good performance across all cases, and there was no significancy when assessing the p-value. </w:t>
+      </w:r>
+      <w:proofErr w:type="gramStart"/>
+      <w:r>
+        <w:rPr>
+          <w:rFonts w:asciiTheme="majorBidi" w:hAnsiTheme="majorBidi" w:cstheme="majorBidi"/>
+        </w:rPr>
+        <w:t>So</w:t>
+      </w:r>
+      <w:proofErr w:type="gramEnd"/>
+      <w:r>
+        <w:rPr>
+          <w:rFonts w:asciiTheme="majorBidi" w:hAnsiTheme="majorBidi" w:cstheme="majorBidi"/>
+        </w:rPr>
+        <w:t xml:space="preserve"> I </w:t>
+      </w:r>
+      <w:proofErr w:type="gramStart"/>
+      <w:r>
+        <w:rPr>
+          <w:rFonts w:asciiTheme="majorBidi" w:hAnsiTheme="majorBidi" w:cstheme="majorBidi"/>
+        </w:rPr>
+        <w:t>looked into</w:t>
+      </w:r>
+      <w:proofErr w:type="gramEnd"/>
+      <w:r>
+        <w:rPr>
+          <w:rFonts w:asciiTheme="majorBidi" w:hAnsiTheme="majorBidi" w:cstheme="majorBidi"/>
+        </w:rPr>
+        <w:t xml:space="preserve"> the recall for each class, and it was clear that the Feet class struggled a loot with it, and looking into where the feet predictions were going, I found that the model was rarely predicting feet, rather it was going to the other 3 classes.</w:t>
+      </w:r>
+    </w:p>
+    <w:p>
+      <w:pPr>
+        <w:spacing w:before="120" w:after="120"/>
+        <w:rPr>
+          <w:rFonts w:asciiTheme="majorBidi" w:hAnsiTheme="majorBidi" w:cstheme="majorBidi"/>
+        </w:rPr>
+      </w:pPr>
+    </w:p>
+    <w:p>
+      <w:pPr>
+        <w:spacing w:before="120" w:after="120"/>
+        <w:jc w:val="center"/>
+        <w:rPr>
+          <w:rFonts w:asciiTheme="majorBidi" w:hAnsiTheme="majorBidi" w:cstheme="majorBidi"/>
+          <w:i/>
+          <w:iCs/>
+        </w:rPr>
+      </w:pPr>
+      <w:r>
+        <w:rPr>
+          <w:rFonts w:asciiTheme="majorBidi" w:hAnsiTheme="majorBidi" w:cstheme="majorBidi"/>
+          <w:i/>
+          <w:iCs/>
+          <w:noProof/>
         </w:rPr>
         <w:lastRenderedPageBreak/>
         <w:drawing>
@@ -1977,20 +2486,23 @@
       <w:r>
         <w:rPr>
           <w:rFonts w:asciiTheme="majorBidi" w:hAnsiTheme="majorBidi" w:cstheme="majorBidi"/>
-        </w:rPr>
-        <w:t>fugure</w:t>
-      </w:r>
-    </w:p>
-    <w:p>
-      <w:pPr>
-        <w:spacing w:before="120" w:after="120"/>
-        <w:rPr>
-          <w:rFonts w:asciiTheme="majorBidi" w:hAnsiTheme="majorBidi" w:cstheme="majorBidi"/>
-        </w:rPr>
-      </w:pPr>
-      <w:r>
-        <w:rPr>
-          <w:rFonts w:asciiTheme="majorBidi" w:hAnsiTheme="majorBidi" w:cstheme="majorBidi"/>
+          <w:i/>
+          <w:iCs/>
+        </w:rPr>
+        <w:t>figure 7: Fraction of classes being predicted as feet</w:t>
+      </w:r>
+    </w:p>
+    <w:p>
+      <w:pPr>
+        <w:spacing w:before="120" w:after="120"/>
+        <w:rPr>
+          <w:rFonts w:asciiTheme="majorBidi" w:hAnsiTheme="majorBidi" w:cstheme="majorBidi"/>
+        </w:rPr>
+      </w:pPr>
+      <w:r>
+        <w:rPr>
+          <w:rFonts w:asciiTheme="majorBidi" w:hAnsiTheme="majorBidi" w:cstheme="majorBidi"/>
+          <w:noProof/>
         </w:rPr>
         <w:drawing>
           <wp:anchor distT="0" distB="0" distL="114300" distR="114300" simplePos="0" relativeHeight="251666432" behindDoc="0" locked="0" layoutInCell="1" allowOverlap="1" wp14:anchorId="16C955DD" wp14:editId="07CE67DC">
@@ -2066,21 +2578,48 @@
         <w:rPr>
           <w:rFonts w:asciiTheme="majorBidi" w:hAnsiTheme="majorBidi" w:cstheme="majorBidi"/>
         </w:rPr>
-        <w:t>I looked at the ERD/ERS topographies of different classes, but there was no clear reason to the confusion there. So I moved on to look at the variability of the beta and mu bands, where I found across the subjects, the feet class had the least correlation, which I looked into the corrected p-value and found that the feet vs right hand and feet vs left hand had significance, which could point to the model struggling with how different each person’s feet imagery is.</w:t>
-      </w:r>
-    </w:p>
-    <w:p>
-      <w:pPr>
-        <w:spacing w:before="120" w:after="120"/>
-        <w:rPr>
-          <w:rFonts w:asciiTheme="majorBidi" w:hAnsiTheme="majorBidi" w:cstheme="majorBidi"/>
-        </w:rPr>
-      </w:pPr>
-      <w:r>
-        <w:rPr>
-          <w:rFonts w:asciiTheme="majorBidi" w:hAnsiTheme="majorBidi" w:cstheme="majorBidi"/>
-        </w:rPr>
-        <w:t>Figure:</w:t>
+        <w:t xml:space="preserve">I looked at the ERD/ERS topographies of different classes, but there was no clear reason to the confusion there. </w:t>
+      </w:r>
+      <w:proofErr w:type="gramStart"/>
+      <w:r>
+        <w:rPr>
+          <w:rFonts w:asciiTheme="majorBidi" w:hAnsiTheme="majorBidi" w:cstheme="majorBidi"/>
+        </w:rPr>
+        <w:t>So</w:t>
+      </w:r>
+      <w:proofErr w:type="gramEnd"/>
+      <w:r>
+        <w:rPr>
+          <w:rFonts w:asciiTheme="majorBidi" w:hAnsiTheme="majorBidi" w:cstheme="majorBidi"/>
+        </w:rPr>
+        <w:t xml:space="preserve"> I moved on to look at the variability of the beta and mu bands, where I found across the subjects, the feet class had the least correlation, which I looked into the corrected p-value and found that the feet vs right hand and feet vs left hand had significance, which could point to the model struggling with how different each person’s feet imagery is.</w:t>
+      </w:r>
+    </w:p>
+    <w:p>
+      <w:pPr>
+        <w:spacing w:before="120" w:after="120"/>
+        <w:jc w:val="center"/>
+        <w:rPr>
+          <w:rFonts w:asciiTheme="majorBidi" w:hAnsiTheme="majorBidi" w:cstheme="majorBidi"/>
+          <w:i/>
+          <w:iCs/>
+        </w:rPr>
+      </w:pPr>
+      <w:r>
+        <w:rPr>
+          <w:rFonts w:asciiTheme="majorBidi" w:hAnsiTheme="majorBidi" w:cstheme="majorBidi"/>
+          <w:i/>
+          <w:iCs/>
+        </w:rPr>
+        <w:t>Figure</w:t>
+      </w:r>
+      <w:r>
+        <w:rPr>
+          <w:rFonts w:asciiTheme="majorBidi" w:hAnsiTheme="majorBidi" w:cstheme="majorBidi"/>
+          <w:i/>
+          <w:iCs/>
+        </w:rPr>
+        <w:t xml:space="preserve"> 8: Between subject consistency</w:t>
       </w:r>
     </w:p>
     <w:p>
@@ -2824,6 +3363,7 @@
   <w:style w:type="character" w:default="1" w:styleId="DefaultParagraphFont">
     <w:name w:val="Default Paragraph Font"/>
     <w:uiPriority w:val="1"/>
+    <w:semiHidden/>
     <w:unhideWhenUsed/>
   </w:style>
   <w:style w:type="table" w:default="1" w:styleId="TableNormal">
